--- a/PUBLISHED/biol-1/full_flat/Schedule.docx
+++ b/PUBLISHED/biol-1/full_flat/Schedule.docx
@@ -33,7 +33,9 @@
         <w:br/>
         <w:t>Required meetings are Tuesdays and Thursdays, 5:30–8:40 PM. The first class</w:t>
         <w:br/>
-        <w:t>meeting is August 25. The planned section final examination is December 10;</w:t>
+        <w:t>meeting is August 27 (the originally scheduled August 25 meeting is</w:t>
+        <w:br/>
+        <w:t>cancelled). The planned section final examination is December 10;</w:t>
         <w:br/>
         <w:t>December 15 is reserved for feedback and post-final discussions.</w:t>
       </w:r>
@@ -151,78 +153,6 @@
           </w:tcPr>
           <w:p>
             <w:r>
-              <w:t>Tue</w:t>
-            </w:r>
-          </w:p>
-        </w:tc>
-        <w:tc>
-          <w:tcPr>
-            <w:tcW w:type="dxa" w:w="1234"/>
-          </w:tcPr>
-          <w:p>
-            <w:r>
-              <w:t>8/25</w:t>
-            </w:r>
-          </w:p>
-        </w:tc>
-        <w:tc>
-          <w:tcPr>
-            <w:tcW w:type="dxa" w:w="1234"/>
-          </w:tcPr>
-          <w:p>
-            <w:r>
-              <w:t>Module 1: Biology - The Study of Life; Lab 1</w:t>
-            </w:r>
-          </w:p>
-        </w:tc>
-        <w:tc>
-          <w:tcPr>
-            <w:tcW w:type="dxa" w:w="1234"/>
-          </w:tcPr>
-          <w:p>
-            <w:r>
-              <w:t>Ch. 1</w:t>
-            </w:r>
-          </w:p>
-        </w:tc>
-        <w:tc>
-          <w:tcPr>
-            <w:tcW w:type="dxa" w:w="1234"/>
-          </w:tcPr>
-          <w:p>
-            <w:r>
-              <w:t>First class meeting</w:t>
-            </w:r>
-          </w:p>
-        </w:tc>
-      </w:tr>
-      <w:tr>
-        <w:tc>
-          <w:tcPr>
-            <w:tcW w:type="dxa" w:w="1234"/>
-          </w:tcPr>
-          <w:p>
-            <w:r>
-              <w:t>2</w:t>
-            </w:r>
-          </w:p>
-        </w:tc>
-        <w:tc>
-          <w:tcPr>
-            <w:tcW w:type="dxa" w:w="1234"/>
-          </w:tcPr>
-          <w:p>
-            <w:r>
-              <w:t>1</w:t>
-            </w:r>
-          </w:p>
-        </w:tc>
-        <w:tc>
-          <w:tcPr>
-            <w:tcW w:type="dxa" w:w="1234"/>
-          </w:tcPr>
-          <w:p>
-            <w:r>
               <w:t>Thu</w:t>
             </w:r>
           </w:p>
@@ -273,7 +203,7 @@
           </w:tcPr>
           <w:p>
             <w:r>
-              <w:t>3</w:t>
+              <w:t>2</w:t>
             </w:r>
           </w:p>
         </w:tc>
@@ -343,7 +273,7 @@
           </w:tcPr>
           <w:p>
             <w:r>
-              <w:t>4</w:t>
+              <w:t>3</w:t>
             </w:r>
           </w:p>
         </w:tc>
@@ -413,7 +343,7 @@
           </w:tcPr>
           <w:p>
             <w:r>
-              <w:t>5</w:t>
+              <w:t>4</w:t>
             </w:r>
           </w:p>
         </w:tc>
@@ -483,7 +413,7 @@
           </w:tcPr>
           <w:p>
             <w:r>
-              <w:t>6</w:t>
+              <w:t>5</w:t>
             </w:r>
           </w:p>
         </w:tc>
@@ -553,7 +483,7 @@
           </w:tcPr>
           <w:p>
             <w:r>
-              <w:t>7</w:t>
+              <w:t>6</w:t>
             </w:r>
           </w:p>
         </w:tc>
@@ -625,7 +555,7 @@
           </w:tcPr>
           <w:p>
             <w:r>
-              <w:t>8</w:t>
+              <w:t>7</w:t>
             </w:r>
           </w:p>
         </w:tc>
@@ -697,7 +627,7 @@
           </w:tcPr>
           <w:p>
             <w:r>
-              <w:t>9</w:t>
+              <w:t>8</w:t>
             </w:r>
           </w:p>
         </w:tc>
@@ -767,7 +697,7 @@
           </w:tcPr>
           <w:p>
             <w:r>
-              <w:t>10</w:t>
+              <w:t>9</w:t>
             </w:r>
           </w:p>
         </w:tc>
@@ -837,7 +767,7 @@
           </w:tcPr>
           <w:p>
             <w:r>
-              <w:t>11</w:t>
+              <w:t>10</w:t>
             </w:r>
           </w:p>
         </w:tc>
@@ -907,7 +837,7 @@
           </w:tcPr>
           <w:p>
             <w:r>
-              <w:t>12</w:t>
+              <w:t>11</w:t>
             </w:r>
           </w:p>
         </w:tc>
@@ -977,7 +907,7 @@
           </w:tcPr>
           <w:p>
             <w:r>
-              <w:t>13</w:t>
+              <w:t>12</w:t>
             </w:r>
           </w:p>
         </w:tc>
@@ -1047,7 +977,7 @@
           </w:tcPr>
           <w:p>
             <w:r>
-              <w:t>14</w:t>
+              <w:t>13</w:t>
             </w:r>
           </w:p>
         </w:tc>
@@ -1119,7 +1049,7 @@
           </w:tcPr>
           <w:p>
             <w:r>
-              <w:t>15</w:t>
+              <w:t>14</w:t>
             </w:r>
           </w:p>
         </w:tc>
@@ -1191,7 +1121,7 @@
           </w:tcPr>
           <w:p>
             <w:r>
-              <w:t>16</w:t>
+              <w:t>15</w:t>
             </w:r>
           </w:p>
         </w:tc>
@@ -1263,7 +1193,7 @@
           </w:tcPr>
           <w:p>
             <w:r>
-              <w:t>17</w:t>
+              <w:t>16</w:t>
             </w:r>
           </w:p>
         </w:tc>
@@ -1333,7 +1263,7 @@
           </w:tcPr>
           <w:p>
             <w:r>
-              <w:t>18</w:t>
+              <w:t>17</w:t>
             </w:r>
           </w:p>
         </w:tc>
@@ -1403,7 +1333,7 @@
           </w:tcPr>
           <w:p>
             <w:r>
-              <w:t>19</w:t>
+              <w:t>18</w:t>
             </w:r>
           </w:p>
         </w:tc>
@@ -1473,7 +1403,7 @@
           </w:tcPr>
           <w:p>
             <w:r>
-              <w:t>20</w:t>
+              <w:t>19</w:t>
             </w:r>
           </w:p>
         </w:tc>
@@ -1545,7 +1475,7 @@
           </w:tcPr>
           <w:p>
             <w:r>
-              <w:t>21</w:t>
+              <w:t>20</w:t>
             </w:r>
           </w:p>
         </w:tc>
@@ -1617,7 +1547,7 @@
           </w:tcPr>
           <w:p>
             <w:r>
-              <w:t>22</w:t>
+              <w:t>21</w:t>
             </w:r>
           </w:p>
         </w:tc>
@@ -1689,7 +1619,7 @@
           </w:tcPr>
           <w:p>
             <w:r>
-              <w:t>23</w:t>
+              <w:t>22</w:t>
             </w:r>
           </w:p>
         </w:tc>
@@ -1761,7 +1691,7 @@
           </w:tcPr>
           <w:p>
             <w:r>
-              <w:t>24</w:t>
+              <w:t>23</w:t>
             </w:r>
           </w:p>
         </w:tc>
@@ -1833,7 +1763,7 @@
           </w:tcPr>
           <w:p>
             <w:r>
-              <w:t>25</w:t>
+              <w:t>24</w:t>
             </w:r>
           </w:p>
         </w:tc>
@@ -1905,7 +1835,7 @@
           </w:tcPr>
           <w:p>
             <w:r>
-              <w:t>26</w:t>
+              <w:t>25</w:t>
             </w:r>
           </w:p>
         </w:tc>
@@ -1945,7 +1875,7 @@
           </w:tcPr>
           <w:p>
             <w:r>
-              <w:t>Lab 20 (TBD)</w:t>
+              <w:t>Review and make-up work</w:t>
             </w:r>
           </w:p>
         </w:tc>
@@ -1955,7 +1885,7 @@
           </w:tcPr>
           <w:p>
             <w:r>
-              <w:t>TBD; cumulative reference</w:t>
+              <w:t>Cumulative Chs. 1–17, 44–45</w:t>
             </w:r>
           </w:p>
         </w:tc>
@@ -1965,7 +1895,7 @@
           </w:tcPr>
           <w:p>
             <w:r>
-              <w:t>Topic and materials pending; see Lab 20 planning record</w:t>
+              <w:t>Open session for questions and make-up work</w:t>
             </w:r>
           </w:p>
         </w:tc>
@@ -1977,7 +1907,7 @@
           </w:tcPr>
           <w:p>
             <w:r>
-              <w:t>27</w:t>
+              <w:t>26</w:t>
             </w:r>
           </w:p>
         </w:tc>
@@ -2049,7 +1979,7 @@
           </w:tcPr>
           <w:p>
             <w:r>
-              <w:t>28</w:t>
+              <w:t>27</w:t>
             </w:r>
           </w:p>
         </w:tc>
@@ -2121,7 +2051,7 @@
           </w:tcPr>
           <w:p>
             <w:r>
-              <w:t>29</w:t>
+              <w:t>28</w:t>
             </w:r>
           </w:p>
         </w:tc>
@@ -2193,7 +2123,7 @@
           </w:tcPr>
           <w:p>
             <w:r>
-              <w:t>30</w:t>
+              <w:t>29</w:t>
             </w:r>
           </w:p>
         </w:tc>
@@ -2265,7 +2195,7 @@
           </w:tcPr>
           <w:p>
             <w:r>
-              <w:t>31</w:t>
+              <w:t>30</w:t>
             </w:r>
           </w:p>
         </w:tc>
@@ -2335,7 +2265,7 @@
           </w:tcPr>
           <w:p>
             <w:r>
-              <w:t>32</w:t>
+              <w:t>31</w:t>
             </w:r>
           </w:p>
         </w:tc>
@@ -2407,7 +2337,7 @@
           </w:tcPr>
           <w:p>
             <w:r>
-              <w:t>33</w:t>
+              <w:t>32</w:t>
             </w:r>
           </w:p>
         </w:tc>
@@ -2506,7 +2436,7 @@
         <w:t>First class meeting</w:t>
       </w:r>
       <w:r>
-        <w:t>: August 25, 2026</w:t>
+        <w:t>: August 27, 2026 (August 25 meeting cancelled)</w:t>
       </w:r>
     </w:p>
     <w:p>
@@ -2725,7 +2655,7 @@
         <w:t>Exam 01</w:t>
       </w:r>
       <w:r>
-        <w:t>: September 17, 2026 - Modules 1-6</w:t>
+        <w:t>: September 22, 2026 - Modules 1-6</w:t>
       </w:r>
     </w:p>
     <w:p>
@@ -2739,7 +2669,7 @@
         <w:t>Exam 02</w:t>
       </w:r>
       <w:r>
-        <w:t>: October 13, 2026 - Modules 7-11</w:t>
+        <w:t>: October 15, 2026 - Modules 7-11</w:t>
       </w:r>
     </w:p>
     <w:p>
@@ -2753,7 +2683,7 @@
         <w:t>Exam 03</w:t>
       </w:r>
       <w:r>
-        <w:t>: November 5, 2026 - Modules 12-16</w:t>
+        <w:t>: November 10, 2026 - Modules 12-16</w:t>
       </w:r>
     </w:p>
     <w:p>

--- a/PUBLISHED/biol-1/full_flat/Schedule.docx
+++ b/PUBLISHED/biol-1/full_flat/Schedule.docx
@@ -173,7 +173,7 @@
           </w:tcPr>
           <w:p>
             <w:r>
-              <w:t>Module 2: Basic Chemistry; Lab 2</w:t>
+              <w:t>Module 1: Biology - The Study of Life; Lab 1</w:t>
             </w:r>
           </w:p>
         </w:tc>
@@ -183,7 +183,7 @@
           </w:tcPr>
           <w:p>
             <w:r>
-              <w:t>Ch. 2</w:t>
+              <w:t>Ch. 1</w:t>
             </w:r>
           </w:p>
         </w:tc>
@@ -192,7 +192,9 @@
             <w:tcW w:type="dxa" w:w="1234"/>
           </w:tcPr>
           <w:p>
-            <w:r/>
+            <w:r>
+              <w:t>First class meeting</w:t>
+            </w:r>
           </w:p>
         </w:tc>
       </w:tr>
@@ -243,7 +245,7 @@
           </w:tcPr>
           <w:p>
             <w:r>
-              <w:t>Module 3: Organic Molecules; Lab 3</w:t>
+              <w:t>Module 2: Basic Chemistry; Lab 2</w:t>
             </w:r>
           </w:p>
         </w:tc>
@@ -253,7 +255,7 @@
           </w:tcPr>
           <w:p>
             <w:r>
-              <w:t>Ch. 3</w:t>
+              <w:t>Ch. 2</w:t>
             </w:r>
           </w:p>
         </w:tc>
@@ -313,7 +315,7 @@
           </w:tcPr>
           <w:p>
             <w:r>
-              <w:t>Module 4: Cells; Lab 4</w:t>
+              <w:t>Module 3: Organic Molecules; Lab 3</w:t>
             </w:r>
           </w:p>
         </w:tc>
@@ -323,7 +325,7 @@
           </w:tcPr>
           <w:p>
             <w:r>
-              <w:t>Ch. 4</w:t>
+              <w:t>Ch. 3</w:t>
             </w:r>
           </w:p>
         </w:tc>
@@ -383,7 +385,7 @@
           </w:tcPr>
           <w:p>
             <w:r>
-              <w:t>Module 5: Membranes; Lab 5</w:t>
+              <w:t>Module 4: Cells; Lab 4</w:t>
             </w:r>
           </w:p>
         </w:tc>
@@ -393,7 +395,7 @@
           </w:tcPr>
           <w:p>
             <w:r>
-              <w:t>Ch. 5</w:t>
+              <w:t>Ch. 4</w:t>
             </w:r>
           </w:p>
         </w:tc>
@@ -453,7 +455,7 @@
           </w:tcPr>
           <w:p>
             <w:r>
-              <w:t>Module 6: Metabolism; Lab 6</w:t>
+              <w:t>Module 5: Membranes; Lab 5</w:t>
             </w:r>
           </w:p>
         </w:tc>
@@ -463,7 +465,7 @@
           </w:tcPr>
           <w:p>
             <w:r>
-              <w:t>Chs. 6–8</w:t>
+              <w:t>Ch. 5</w:t>
             </w:r>
           </w:p>
         </w:tc>
@@ -523,7 +525,7 @@
           </w:tcPr>
           <w:p>
             <w:r>
-              <w:t>Practice Tests 01–02; Exam 01 review</w:t>
+              <w:t>Module 6: Metabolism; Lab 6</w:t>
             </w:r>
           </w:p>
         </w:tc>
@@ -533,7 +535,7 @@
           </w:tcPr>
           <w:p>
             <w:r>
-              <w:t>Chs. 1–8</w:t>
+              <w:t>Chs. 6–8</w:t>
             </w:r>
           </w:p>
         </w:tc>
@@ -542,9 +544,7 @@
             <w:tcW w:type="dxa" w:w="1234"/>
           </w:tcPr>
           <w:p>
-            <w:r>
-              <w:t>Practice Test 01 covers Modules 1–4; Practice Test 02 covers Modules 5–6</w:t>
-            </w:r>
+            <w:r/>
           </w:p>
         </w:tc>
       </w:tr>
@@ -595,7 +595,7 @@
           </w:tcPr>
           <w:p>
             <w:r>
-              <w:t>Exam 01 (Modules 1–6)</w:t>
+              <w:t>Practice Tests 01–02; Exam 01 review</w:t>
             </w:r>
           </w:p>
         </w:tc>
@@ -615,7 +615,7 @@
           </w:tcPr>
           <w:p>
             <w:r>
-              <w:t>Exam</w:t>
+              <w:t>Practice Test 01 covers Modules 1–4; Practice Test 02 covers Modules 5–6</w:t>
             </w:r>
           </w:p>
         </w:tc>
@@ -667,7 +667,7 @@
           </w:tcPr>
           <w:p>
             <w:r>
-              <w:t>Module 07: Molecular Genetics; Lab 07</w:t>
+              <w:t>Exam 01 (Modules 1–6)</w:t>
             </w:r>
           </w:p>
         </w:tc>
@@ -677,7 +677,7 @@
           </w:tcPr>
           <w:p>
             <w:r>
-              <w:t>Ch. 12</w:t>
+              <w:t>Chs. 1–8</w:t>
             </w:r>
           </w:p>
         </w:tc>
@@ -686,7 +686,9 @@
             <w:tcW w:type="dxa" w:w="1234"/>
           </w:tcPr>
           <w:p>
-            <w:r/>
+            <w:r>
+              <w:t>Exam</w:t>
+            </w:r>
           </w:p>
         </w:tc>
       </w:tr>
@@ -737,7 +739,7 @@
           </w:tcPr>
           <w:p>
             <w:r>
-              <w:t>Module 08: Cellular Genetics; Lab 08</w:t>
+              <w:t>Module 07: Molecular Genetics; Lab 07</w:t>
             </w:r>
           </w:p>
         </w:tc>
@@ -747,7 +749,7 @@
           </w:tcPr>
           <w:p>
             <w:r>
-              <w:t>Chs. 9–10</w:t>
+              <w:t>Ch. 12</w:t>
             </w:r>
           </w:p>
         </w:tc>
@@ -807,7 +809,7 @@
           </w:tcPr>
           <w:p>
             <w:r>
-              <w:t>Module 09: Inheritance Genetics; Lab 09</w:t>
+              <w:t>Module 08: Cellular Genetics; Lab 08</w:t>
             </w:r>
           </w:p>
         </w:tc>
@@ -817,7 +819,7 @@
           </w:tcPr>
           <w:p>
             <w:r>
-              <w:t>Ch. 11</w:t>
+              <w:t>Chs. 9–10</w:t>
             </w:r>
           </w:p>
         </w:tc>
@@ -877,7 +879,7 @@
           </w:tcPr>
           <w:p>
             <w:r>
-              <w:t>Module 10: Epigenetics; Lab 10</w:t>
+              <w:t>Module 09: Inheritance Genetics; Lab 09</w:t>
             </w:r>
           </w:p>
         </w:tc>
@@ -887,7 +889,7 @@
           </w:tcPr>
           <w:p>
             <w:r>
-              <w:t>Ch. 13</w:t>
+              <w:t>Ch. 11</w:t>
             </w:r>
           </w:p>
         </w:tc>
@@ -947,7 +949,7 @@
           </w:tcPr>
           <w:p>
             <w:r>
-              <w:t>Module 11: Genomics &amp; Biotechnology; Lab 11</w:t>
+              <w:t>Module 10: Epigenetics; Lab 10</w:t>
             </w:r>
           </w:p>
         </w:tc>
@@ -957,7 +959,7 @@
           </w:tcPr>
           <w:p>
             <w:r>
-              <w:t>Ch. 14</w:t>
+              <w:t>Ch. 13</w:t>
             </w:r>
           </w:p>
         </w:tc>
@@ -1017,7 +1019,7 @@
           </w:tcPr>
           <w:p>
             <w:r>
-              <w:t>Practice Test 03; Exam 02 review</w:t>
+              <w:t>Module 11: Genomics &amp; Biotechnology; Lab 11</w:t>
             </w:r>
           </w:p>
         </w:tc>
@@ -1027,7 +1029,7 @@
           </w:tcPr>
           <w:p>
             <w:r>
-              <w:t>Chs. 9–14</w:t>
+              <w:t>Ch. 14</w:t>
             </w:r>
           </w:p>
         </w:tc>
@@ -1036,9 +1038,7 @@
             <w:tcW w:type="dxa" w:w="1234"/>
           </w:tcPr>
           <w:p>
-            <w:r>
-              <w:t>Practice Test 03 covers Modules 7–11</w:t>
-            </w:r>
+            <w:r/>
           </w:p>
         </w:tc>
       </w:tr>
@@ -1089,7 +1089,7 @@
           </w:tcPr>
           <w:p>
             <w:r>
-              <w:t>Exam 02 (Modules 7–11)</w:t>
+              <w:t>Practice Test 03; Exam 02 review</w:t>
             </w:r>
           </w:p>
         </w:tc>
@@ -1109,7 +1109,7 @@
           </w:tcPr>
           <w:p>
             <w:r>
-              <w:t>Exam</w:t>
+              <w:t>Practice Test 03 covers Modules 7–11</w:t>
             </w:r>
           </w:p>
         </w:tc>
@@ -1161,7 +1161,7 @@
           </w:tcPr>
           <w:p>
             <w:r>
-              <w:t>Module 12: Darwin and Evolution; Lab 12</w:t>
+              <w:t>Exam 02 (Modules 7–11)</w:t>
             </w:r>
           </w:p>
         </w:tc>
@@ -1171,7 +1171,7 @@
           </w:tcPr>
           <w:p>
             <w:r>
-              <w:t>Ch. 15</w:t>
+              <w:t>Chs. 9–14</w:t>
             </w:r>
           </w:p>
         </w:tc>
@@ -1181,7 +1181,7 @@
           </w:tcPr>
           <w:p>
             <w:r>
-              <w:t>Start of evolution/ecology unit</w:t>
+              <w:t>Exam</w:t>
             </w:r>
           </w:p>
         </w:tc>
@@ -1233,7 +1233,7 @@
           </w:tcPr>
           <w:p>
             <w:r>
-              <w:t>Module 13: How Populations Evolve; Lab 13</w:t>
+              <w:t>Module 12: Darwin and Evolution; Lab 12</w:t>
             </w:r>
           </w:p>
         </w:tc>
@@ -1243,7 +1243,7 @@
           </w:tcPr>
           <w:p>
             <w:r>
-              <w:t>Ch. 16</w:t>
+              <w:t>Ch. 15</w:t>
             </w:r>
           </w:p>
         </w:tc>
@@ -1252,7 +1252,9 @@
             <w:tcW w:type="dxa" w:w="1234"/>
           </w:tcPr>
           <w:p>
-            <w:r/>
+            <w:r>
+              <w:t>Start of evolution/ecology unit</w:t>
+            </w:r>
           </w:p>
         </w:tc>
       </w:tr>
@@ -1303,7 +1305,7 @@
           </w:tcPr>
           <w:p>
             <w:r>
-              <w:t>Module 14: Macroevolution; Lab 14</w:t>
+              <w:t>Module 13: How Populations Evolve; Lab 13</w:t>
             </w:r>
           </w:p>
         </w:tc>
@@ -1313,7 +1315,7 @@
           </w:tcPr>
           <w:p>
             <w:r>
-              <w:t>Chs. 17, 19</w:t>
+              <w:t>Ch. 16</w:t>
             </w:r>
           </w:p>
         </w:tc>
@@ -1373,7 +1375,7 @@
           </w:tcPr>
           <w:p>
             <w:r>
-              <w:t>Module 15: Population and Systems Ecology; Lab 15</w:t>
+              <w:t>Module 14: Macroevolution; Lab 14</w:t>
             </w:r>
           </w:p>
         </w:tc>
@@ -1383,7 +1385,7 @@
           </w:tcPr>
           <w:p>
             <w:r>
-              <w:t>Chs. 44–45</w:t>
+              <w:t>Chs. 17, 19</w:t>
             </w:r>
           </w:p>
         </w:tc>
@@ -1443,7 +1445,7 @@
           </w:tcPr>
           <w:p>
             <w:r>
-              <w:t>Module 16: Capstone Systems Synthesis; Lab 16</w:t>
+              <w:t>Module 15: Population and Systems Ecology; Lab 15</w:t>
             </w:r>
           </w:p>
         </w:tc>
@@ -1453,7 +1455,7 @@
           </w:tcPr>
           <w:p>
             <w:r>
-              <w:t>Cumulative Chs. 1–17, 44–45</w:t>
+              <w:t>Chs. 44–45</w:t>
             </w:r>
           </w:p>
         </w:tc>
@@ -1462,9 +1464,7 @@
             <w:tcW w:type="dxa" w:w="1234"/>
           </w:tcPr>
           <w:p>
-            <w:r>
-              <w:t>Integrative capstone</w:t>
-            </w:r>
+            <w:r/>
           </w:p>
         </w:tc>
       </w:tr>
@@ -1515,7 +1515,7 @@
           </w:tcPr>
           <w:p>
             <w:r>
-              <w:t>Practice Test 04; Exam 03 review</w:t>
+              <w:t>Module 16: Capstone Systems Synthesis; Lab 16</w:t>
             </w:r>
           </w:p>
         </w:tc>
@@ -1525,7 +1525,7 @@
           </w:tcPr>
           <w:p>
             <w:r>
-              <w:t>Chs. 15–17, 19, 44–45</w:t>
+              <w:t>Cumulative Chs. 1–17, 44–45</w:t>
             </w:r>
           </w:p>
         </w:tc>
@@ -1535,7 +1535,7 @@
           </w:tcPr>
           <w:p>
             <w:r>
-              <w:t>Practice Test 04 covers Modules 12–16</w:t>
+              <w:t>Integrative capstone</w:t>
             </w:r>
           </w:p>
         </w:tc>
@@ -1587,7 +1587,7 @@
           </w:tcPr>
           <w:p>
             <w:r>
-              <w:t>Exam 03 (Modules 12–16)</w:t>
+              <w:t>Practice Test 04; Exam 03 review</w:t>
             </w:r>
           </w:p>
         </w:tc>
@@ -1607,7 +1607,7 @@
           </w:tcPr>
           <w:p>
             <w:r>
-              <w:t>Exam</w:t>
+              <w:t>Practice Test 04 covers Modules 12–16</w:t>
             </w:r>
           </w:p>
         </w:tc>
@@ -1659,7 +1659,7 @@
           </w:tcPr>
           <w:p>
             <w:r>
-              <w:t>Lab 17 (TBD)</w:t>
+              <w:t>Exam 03 (Modules 12–16)</w:t>
             </w:r>
           </w:p>
         </w:tc>
@@ -1669,7 +1669,7 @@
           </w:tcPr>
           <w:p>
             <w:r>
-              <w:t>TBD; cumulative reference</w:t>
+              <w:t>Chs. 15–17, 19, 44–45</w:t>
             </w:r>
           </w:p>
         </w:tc>
@@ -1679,7 +1679,7 @@
           </w:tcPr>
           <w:p>
             <w:r>
-              <w:t>Topic and materials pending; see Lab 17 planning record</w:t>
+              <w:t>Exam</w:t>
             </w:r>
           </w:p>
         </w:tc>
@@ -1731,7 +1731,7 @@
           </w:tcPr>
           <w:p>
             <w:r>
-              <w:t>Lab 18 (TBD)</w:t>
+              <w:t>Lab 17 (TBD)</w:t>
             </w:r>
           </w:p>
         </w:tc>
@@ -1751,7 +1751,7 @@
           </w:tcPr>
           <w:p>
             <w:r>
-              <w:t>Topic and materials pending; see Lab 18 planning record</w:t>
+              <w:t>Topic and materials pending; see Lab 17 planning record</w:t>
             </w:r>
           </w:p>
         </w:tc>
@@ -1803,7 +1803,7 @@
           </w:tcPr>
           <w:p>
             <w:r>
-              <w:t>Lab 19 (TBD)</w:t>
+              <w:t>Lab 18 (TBD)</w:t>
             </w:r>
           </w:p>
         </w:tc>
@@ -1823,7 +1823,7 @@
           </w:tcPr>
           <w:p>
             <w:r>
-              <w:t>Topic and materials pending; see Lab 19 planning record</w:t>
+              <w:t>Topic and materials pending; see Lab 18 planning record</w:t>
             </w:r>
           </w:p>
         </w:tc>
@@ -1875,7 +1875,7 @@
           </w:tcPr>
           <w:p>
             <w:r>
-              <w:t>Review and make-up work</w:t>
+              <w:t>Lab 19 (TBD)</w:t>
             </w:r>
           </w:p>
         </w:tc>
@@ -1885,7 +1885,7 @@
           </w:tcPr>
           <w:p>
             <w:r>
-              <w:t>Cumulative Chs. 1–17, 44–45</w:t>
+              <w:t>TBD; cumulative reference</w:t>
             </w:r>
           </w:p>
         </w:tc>
@@ -1895,7 +1895,7 @@
           </w:tcPr>
           <w:p>
             <w:r>
-              <w:t>Open session for questions and make-up work</w:t>
+              <w:t>Topic and materials pending; see Lab 19 planning record</w:t>
             </w:r>
           </w:p>
         </w:tc>
@@ -2163,7 +2163,7 @@
           </w:tcPr>
           <w:p>
             <w:r>
-              <w:t>Comprehensive final preparation</w:t>
+              <w:t>Comprehensive final preparation; review and make-up work</w:t>
             </w:r>
           </w:p>
         </w:tc>
